--- a/dtlapvn/2026.03.21_Доан.docx
+++ b/dtlapvn/2026.03.21_Доан.docx
@@ -117,12 +117,19 @@
       </w:pPr>
     </w:p>
     <w:p>
+      <w:pPr>
+        <w:pStyle w:val="4"/>
+        <w:keepNext w:val="0"/>
+        <w:keepLines w:val="0"/>
+        <w:widowControl/>
+        <w:suppressLineNumbers w:val="0"/>
+      </w:pPr>
       <w:r>
         <w:drawing>
           <wp:inline distT="0" distB="0" distL="114300" distR="114300">
-            <wp:extent cx="3552825" cy="4152900"/>
-            <wp:effectExtent l="0" t="0" r="9525" b="0"/>
-            <wp:docPr id="3" name="Picture 1"/>
+            <wp:extent cx="6934200" cy="4086225"/>
+            <wp:effectExtent l="0" t="0" r="0" b="9525"/>
+            <wp:docPr id="3" name="Picture 1" descr="IMG_256"/>
             <wp:cNvGraphicFramePr>
               <a:graphicFrameLocks xmlns:a="http://schemas.openxmlformats.org/drawingml/2006/main" noChangeAspect="1"/>
             </wp:cNvGraphicFramePr>
@@ -130,7 +137,7 @@
               <a:graphicData uri="http://schemas.openxmlformats.org/drawingml/2006/picture">
                 <pic:pic xmlns:pic="http://schemas.openxmlformats.org/drawingml/2006/picture">
                   <pic:nvPicPr>
-                    <pic:cNvPr id="3" name="Picture 1"/>
+                    <pic:cNvPr id="3" name="Picture 1" descr="IMG_256"/>
                     <pic:cNvPicPr>
                       <a:picLocks noChangeAspect="1"/>
                     </pic:cNvPicPr>
@@ -144,13 +151,13 @@
                   <pic:spPr>
                     <a:xfrm>
                       <a:off x="0" y="0"/>
-                      <a:ext cx="3552825" cy="4152900"/>
+                      <a:ext cx="6934200" cy="4086225"/>
                     </a:xfrm>
                     <a:prstGeom prst="rect">
                       <a:avLst/>
                     </a:prstGeom>
                     <a:noFill/>
-                    <a:ln>
+                    <a:ln w="9525">
                       <a:noFill/>
                     </a:ln>
                   </pic:spPr>
@@ -160,6 +167,8 @@
           </wp:inline>
         </w:drawing>
       </w:r>
+    </w:p>
+    <w:p>
       <w:bookmarkStart w:id="0" w:name="_GoBack"/>
       <w:bookmarkEnd w:id="0"/>
     </w:p>
@@ -178,7 +187,7 @@
   <w:docDefaults>
     <w:rPrDefault>
       <w:rPr>
-        <w:rFonts w:asciiTheme="minorHAnsi" w:hAnsiTheme="minorHAnsi" w:eastAsiaTheme="minorEastAsia" w:cstheme="minorBidi"/>
+        <w:rFonts w:ascii="Times New Roman" w:hAnsi="Times New Roman" w:eastAsia="SimSun" w:cs="Times New Roman"/>
       </w:rPr>
     </w:rPrDefault>
     <w:pPrDefault/>
@@ -461,6 +470,21 @@
       </w:tblCellMar>
     </w:tblPr>
   </w:style>
+  <w:style w:type="paragraph" w:styleId="4">
+    <w:name w:val="Normal (Web)"/>
+    <w:uiPriority w:val="0"/>
+    <w:pPr>
+      <w:spacing w:before="0" w:beforeAutospacing="1" w:after="0" w:afterAutospacing="1"/>
+      <w:ind w:left="0" w:right="0"/>
+      <w:jc w:val="left"/>
+    </w:pPr>
+    <w:rPr>
+      <w:kern w:val="0"/>
+      <w:sz w:val="24"/>
+      <w:szCs w:val="24"/>
+      <w:lang w:val="en-US" w:eastAsia="zh-CN" w:bidi="ar"/>
+    </w:rPr>
+  </w:style>
 </w:styles>
 </file>
 
